--- a/daily-reports/2026-10-10/report.docx
+++ b/daily-reports/2026-10-10/report.docx
@@ -28,28 +28,28 @@
         <w:pStyle w:val="Heading2"/>
       </w:pPr>
       <w:r>
-        <w:t>1. openai/math  ⭐ 13,291</w:t>
+        <w:t>1. openai/math  ⭐ 13,310</w:t>
       </w:r>
     </w:p>
     <w:p>
       <w:r>
-        <w:t>语言：Lean ｜ Stars：13,291 ｜ Forks：1,451</w:t>
+        <w:t>语言：Lean ｜ Stars：13,310 ｜ Forks：1,454</w:t>
         <w:br/>
       </w:r>
       <w:r>
-        <w:t>这是什么：这是一个由 OpenAI 开发的数学项目，使用 Lean 这种编程语言来形式化数学证明。简单说，就是让计算机能像人一样严格地验证数学定理。</w:t>
+        <w:t>这是什么：这是一个由 OpenAI 开发的数学项目，使用 Lean 语言来形式化数学证明。简单说，就是用计算机来验证数学定理的正确性，确保每一步推理都严谨无误。</w:t>
         <w:br/>
       </w:r>
       <w:r>
-        <w:t>能用来做什么：可以用来辅助数学研究，比如验证复杂证明的正确性，或者用于教学，帮助学生理解数学逻辑。</w:t>
+        <w:t>能用来做什么：可以用来辅助数学研究，比如验证复杂定理的证明，或者作为教学工具帮助学生理解证明过程。</w:t>
         <w:br/>
       </w:r>
       <w:r>
-        <w:t>适用领域：数学研究、形式化验证、人工智能推理、教育</w:t>
+        <w:t>适用领域：数学研究、形式化验证、人工智能</w:t>
         <w:br/>
       </w:r>
       <w:r>
-        <w:t>对新手有什么帮助：适合对数学和逻辑感兴趣的新手，通过这个项目可以学习如何用计算机验证数学证明，培养严谨的思维。</w:t>
+        <w:t>对新手有什么帮助：适合对数学和逻辑感兴趣的新手，能让你体验用计算机证明数学定理的乐趣，培养严谨思维。</w:t>
         <w:br/>
       </w:r>
       <w:r>
@@ -61,28 +61,28 @@
         <w:pStyle w:val="Heading2"/>
       </w:pPr>
       <w:r>
-        <w:t>2. alchaincyf/huashu-art-motion  ⭐ 3,017</w:t>
+        <w:t>2. alchaincyf/huashu-art-motion  ⭐ 3,027</w:t>
       </w:r>
     </w:p>
     <w:p>
       <w:r>
-        <w:t>语言：JavaScript ｜ Stars：3,017 ｜ Forks：326</w:t>
+        <w:t>语言：JavaScript ｜ Stars：3,027 ｜ Forks：330</w:t>
         <w:br/>
       </w:r>
       <w:r>
-        <w:t>这是什么：这是一个艺术动画工具，提供了 35 种艺术风格和 9 种解说语法，让你用代码就能让静态的画动起来。</w:t>
+        <w:t>这是什么：这是一个艺术动画项目，提供了 35 种艺术风格和 9 种解说语法，让你用代码就能让静态的画动起来。</w:t>
         <w:br/>
       </w:r>
       <w:r>
-        <w:t>能用来做什么：可以用来制作动态艺术画、动画短片，或者给图片添加动态效果，适合创意表达。</w:t>
+        <w:t>能用来做什么：可以用来制作创意动画、艺术短片，或者为教学视频添加生动的视觉效果。</w:t>
         <w:br/>
       </w:r>
       <w:r>
-        <w:t>适用领域：艺术创作、动画制作、教育演示、创意编程</w:t>
+        <w:t>适用领域：创意艺术、动画制作、教育演示</w:t>
         <w:br/>
       </w:r>
       <w:r>
-        <w:t>对新手有什么帮助：即使没有动画基础，也能通过简单的代码让画作动起来，适合想尝试数字艺术的新手。</w:t>
+        <w:t>对新手有什么帮助：即使没有动画基础，也能通过简单的代码让画作动起来，非常适合想尝试数字艺术的新手。</w:t>
         <w:br/>
       </w:r>
       <w:r>
@@ -94,28 +94,28 @@
         <w:pStyle w:val="Heading2"/>
       </w:pPr>
       <w:r>
-        <w:t>3. mhtsec/ARTEX  ⭐ 2,502</w:t>
+        <w:t>3. mhtsec/ARTEX  ⭐ 2,538</w:t>
       </w:r>
     </w:p>
     <w:p>
       <w:r>
-        <w:t>语言：Go ｜ Stars：2,502 ｜ Forks：4,860</w:t>
+        <w:t>语言：Go ｜ Stars：2,538 ｜ Forks：4,927</w:t>
         <w:br/>
       </w:r>
       <w:r>
-        <w:t>这是什么：这是一个 AI 自主渗透测试系统，能自动寻找网络漏洞，曾获得百度“agent+”攻防挑战赛冠军。简单说，就是让 AI 像黑客一样测试系统安全性。</w:t>
+        <w:t>这是什么：这是一个 AI 自主渗透测试系统，能够自动寻找网络漏洞，曾获得百度“agent+”攻防挑战赛冠军。</w:t>
         <w:br/>
       </w:r>
       <w:r>
-        <w:t>能用来做什么：用于企业安全测试，自动发现系统弱点，或者用于网络安全竞赛和学习。</w:t>
+        <w:t>能用来做什么：可以用来进行网络安全测试，比如模拟黑客攻击来发现系统弱点，提升安全防护。</w:t>
         <w:br/>
       </w:r>
       <w:r>
-        <w:t>适用领域：网络安全、渗透测试、AI 攻防、漏洞挖掘</w:t>
+        <w:t>适用领域：网络安全、渗透测试、AI 攻防</w:t>
         <w:br/>
       </w:r>
       <w:r>
-        <w:t>对新手有什么帮助：对网络安全感兴趣的新手可以了解 AI 如何自动进行安全测试，但需要一定基础，适合进阶学习。</w:t>
+        <w:t>对新手有什么帮助：对网络安全感兴趣的新手可以通过它了解渗透测试的基本流程，学习如何保护系统。</w:t>
         <w:br/>
       </w:r>
       <w:r>
@@ -127,28 +127,28 @@
         <w:pStyle w:val="Heading2"/>
       </w:pPr>
       <w:r>
-        <w:t>4. storytold/wordcraft  ⭐ 2,155</w:t>
+        <w:t>4. storytold/wordcraft  ⭐ 2,201</w:t>
       </w:r>
     </w:p>
     <w:p>
       <w:r>
-        <w:t>语言：Rust ｜ Stars：2,155 ｜ Forks：640</w:t>
+        <w:t>语言：Rust ｜ Stars：2,201 ｜ Forks：649</w:t>
         <w:br/>
       </w:r>
       <w:r>
-        <w:t>这是什么：这是一个用纯 Rust 语言重新实现的微软 Word 文字处理软件，代码完全开源且干净。简单说，就是自己做一个类似 Word 的软件。</w:t>
+        <w:t>这是什么：这是一个用纯 Rust 语言重新实现的 Microsoft Word 开源项目，目标是打造一个干净、独立的文字处理软件。</w:t>
         <w:br/>
       </w:r>
       <w:r>
-        <w:t>能用来做什么：可以用来编辑文档、学习文字处理软件的内部原理，或者作为开发自己文档工具的基础。</w:t>
+        <w:t>能用来做什么：可以用来编辑文档、撰写文章，或者作为学习 Rust 语言和软件架构的案例。</w:t>
         <w:br/>
       </w:r>
       <w:r>
-        <w:t>适用领域：文字处理、办公软件、Rust 编程、开源软件</w:t>
+        <w:t>适用领域：文字处理、软件开发、Rust 学习</w:t>
         <w:br/>
       </w:r>
       <w:r>
-        <w:t>对新手有什么帮助：适合想了解 Word 这类软件如何工作的新手，通过阅读代码可以学习大型软件的设计。</w:t>
+        <w:t>对新手有什么帮助：适合想了解文字处理软件内部原理的新手，也是学习 Rust 编程的绝佳项目。</w:t>
         <w:br/>
       </w:r>
       <w:r>
@@ -160,28 +160,28 @@
         <w:pStyle w:val="Heading2"/>
       </w:pPr>
       <w:r>
-        <w:t>5. zhongerxin/iPhone-use  ⭐ 2,133</w:t>
+        <w:t>5. zhongerxin/iPhone-use  ⭐ 2,169</w:t>
       </w:r>
     </w:p>
     <w:p>
       <w:r>
-        <w:t>语言：Python ｜ Stars：2,133 ｜ Forks：212</w:t>
+        <w:t>语言：Python ｜ Stars：2,169 ｜ Forks：216</w:t>
         <w:br/>
       </w:r>
       <w:r>
-        <w:t>这是什么：这个项目让 Codex（一个 AI 编程助手）通过 USB 连接来操作真实的 iPhone，可以引导安装应用、自动化操作 App，还能实时查看屏幕和截图。</w:t>
+        <w:t>这是什么：这个项目让 Codex（一个 AI 编程助手）通过 USB 连接来操作真实的 iPhone，包括安装应用、自动化操作和实时屏幕查看。</w:t>
         <w:br/>
       </w:r>
       <w:r>
-        <w:t>能用来做什么：可以用来自动化测试 iPhone 应用，或者让 AI 帮你完成重复的手机操作，比如批量安装应用。</w:t>
+        <w:t>能用来做什么：可以用来自动化测试 iPhone 应用，或者远程协助他人操作手机，提高效率。</w:t>
         <w:br/>
       </w:r>
       <w:r>
-        <w:t>适用领域：移动自动化、iOS 开发、测试、AI 助手</w:t>
+        <w:t>适用领域：移动自动化、iOS 开发、AI 助手</w:t>
         <w:br/>
       </w:r>
       <w:r>
-        <w:t>对新手有什么帮助：适合对手机自动化感兴趣的新手，可以学习如何用代码控制 iPhone，但需要一些编程基础。</w:t>
+        <w:t>对新手有什么帮助：对手机自动化感兴趣的新手可以通过它学习如何用代码控制 iPhone，实现各种自动化任务。</w:t>
         <w:br/>
       </w:r>
       <w:r>
@@ -212,7 +212,7 @@
         <w:t>Anthropic AI model submits false tip on unsolved Philly murder</w:t>
       </w:r>
       <w:r>
-        <w:t>（👍 143）</w:t>
+        <w:t>（👍 152）</w:t>
       </w:r>
       <w:r>
         <w:br/>
@@ -220,7 +220,7 @@
       </w:r>
       <w:r>
         <w:br/>
-        <w:t>摘要：Anthropic的AI模型在费城未破谋杀案中提交了虚假线索，引发对AI在执法中可靠性和伦理的担忧。</w:t>
+        <w:t>摘要：Anthropic的AI模型在费城未破谋杀案中提交了虚假线索，引发对AI在执法中应用可靠性和伦理的担忧。</w:t>
       </w:r>
     </w:p>
     <w:p>
@@ -231,7 +231,7 @@
         <w:t>What mathematicians should know about the Lean Theorem Prover: reliability &amp; AI</w:t>
       </w:r>
       <w:r>
-        <w:t>（👍 84）</w:t>
+        <w:t>（👍 89）</w:t>
       </w:r>
       <w:r>
         <w:br/>
@@ -239,7 +239,7 @@
       </w:r>
       <w:r>
         <w:br/>
-        <w:t>摘要：文章讨论数学家应了解的Lean定理证明器的可靠性及其与AI的结合，强调形式化验证在数学和AI中的重要性。</w:t>
+        <w:t>摘要：文章探讨了数学家应了解的Lean定理证明器的可靠性及其与AI结合的前景，强调形式化验证对AI数学推理的重要性。</w:t>
       </w:r>
     </w:p>
     <w:p>
@@ -263,7 +263,7 @@
       </w:r>
       <w:r>
         <w:br/>
-        <w:t>摘要：TRAE将代码编写与工作流程管理功能合并，可能提升开发效率，值得开发者关注。</w:t>
+        <w:t>摘要：TRAE宣布将代码开发与工作任务管理功能合并，旨在提升开发者的工作效率和协作体验。</w:t>
       </w:r>
     </w:p>
     <w:p>
@@ -287,7 +287,7 @@
       </w:r>
       <w:r>
         <w:br/>
-        <w:t>摘要：Claude现在能直接编辑谷歌文档、表格和PPT，增强了办公自动化能力，可能改变团队协作方式。</w:t>
+        <w:t>摘要：Claude现在可以直接编辑谷歌文档、表格和幻灯片，实现了与谷歌办公套件的深度集成，提升了办公自动化能力。</w:t>
       </w:r>
     </w:p>
     <w:sectPr>
